--- a/docs/business/Bite-Wise-Restaurant-Partnership-Proposal.docx
+++ b/docs/business/Bite-Wise-Restaurant-Partnership-Proposal.docx
@@ -2651,7 +2651,7 @@
                 <w:rFonts w:ascii="Arial" w:cs="Arial" w:eastAsia="Arial" w:hAnsi="Arial"/>
                 <w:color w:val="1E293B"/>
               </w:rPr>
-              <w:t xml:space="preserve">Card, charged monthly in advance</w:t>
+              <w:t xml:space="preserve">Card on file, charged monthly in advance</w:t>
             </w:r>
           </w:p>
         </w:tc>
@@ -2681,7 +2681,7 @@
                 <w:rFonts w:ascii="Arial" w:cs="Arial" w:eastAsia="Arial" w:hAnsi="Arial"/>
                 <w:color w:val="1E293B"/>
               </w:rPr>
-              <w:t xml:space="preserve">Card, charged yearly in advance</w:t>
+              <w:t xml:space="preserve">Card on file, charged yearly in advance</w:t>
             </w:r>
           </w:p>
         </w:tc>
@@ -3004,7 +3004,7 @@
         <w:rPr>
           <w:rFonts w:ascii="Arial" w:cs="Arial" w:eastAsia="Arial" w:hAnsi="Arial"/>
         </w:rPr>
-        <w:t xml:space="preserve">at the end of each period, to the card on file, so your listings never stop unexpectedly. You get an emailed receipt with an invoice number every time.</w:t>
+        <w:t xml:space="preserve">at the end of each period, charged to your default card on file, so your listings never stop unexpectedly. You get an emailed receipt with an invoice number every time.</w:t>
       </w:r>
     </w:p>
     <w:p>
@@ -3028,7 +3028,7 @@
         <w:rPr>
           <w:rFonts w:ascii="Arial" w:cs="Arial" w:eastAsia="Arial" w:hAnsi="Arial"/>
         </w:rPr>
-        <w:t xml:space="preserve">Turn auto-renewal off at any time from the Plan tab of your dashboard; your plan then simply ends on the last day you have paid for. You can also change your card, or switch between monthly and annual from your next renewal.</w:t>
+        <w:t xml:space="preserve">Turn auto-renewal off at any time from the Plan tab of your dashboard; your plan then simply ends on the last day you have paid for. Keep as many cards on file as you like and choose your default, or switch between monthly and annual from your next renewal.</w:t>
       </w:r>
     </w:p>
     <w:p>
@@ -3070,13 +3070,13 @@
           <w:b/>
           <w:bCs/>
         </w:rPr>
-        <w:t xml:space="preserve">If a payment fails, </w:t>
-      </w:r>
-      <w:r>
-        <w:rPr>
-          <w:rFonts w:ascii="Arial" w:cs="Arial" w:eastAsia="Arial" w:hAnsi="Arial"/>
-        </w:rPr>
-        <w:t xml:space="preserve">we email you and retry daily. You keep a 7-day grace period to update your card before your offers are paused.</w:t>
+        <w:t xml:space="preserve">If a payment is declined, </w:t>
+      </w:r>
+      <w:r>
+        <w:rPr>
+          <w:rFonts w:ascii="Arial" w:cs="Arial" w:eastAsia="Arial" w:hAnsi="Arial"/>
+        </w:rPr>
+        <w:t xml:space="preserve">your plan becomes delinquent straight away: your offers are paused and you can't post until a payment goes through. We email you and retry your default card automatically, and you can pay at any time from the Plan tab with any card.</w:t>
       </w:r>
     </w:p>
     <w:p>
